--- a/docs/is-book/VIRIYA-IS-ithesis.docx
+++ b/docs/is-book/VIRIYA-IS-ithesis.docx
@@ -6012,7 +6012,40 @@
         <w:pStyle w:val="Heading2"/>
       </w:pPr>
       <w:r>
-        <w:t>1.5 ประโยชน์ที่คาดว่าจะได้รับ</w:t>
+        <w:t>1.5 วิธีดำเนินการวิจัยโดยย่อ</w:t>
+      </w:r>
+    </w:p>
+    <w:p>
+      <w:r>
+        <w:t>การศึกษานี้ใช้แนวทางการวิจัยแบบผสมผสานเชิงคุณภาพและเชิงปริมาณ (Mixed Methods Research) ที่แบ่งกระบวนการออกเป็นสามขั้นตอนที่สืบเนื่องกัน โดยใช้ผลลัพธ์ของขั้นตอนก่อนเป็นข้อมูลนำเข้าสำหรับขั้นตอนถัดไป ดังนี้</w:t>
+      </w:r>
+    </w:p>
+    <w:p>
+      <w:r>
+        <w:t>ขั้นตอนที่ 1 การศึกษาและทำความเข้าใจปัญหา (Exploration Phase) เป็นการวิจัยเชิงคุณภาพผ่านการสัมภาษณ์เชิงลึกกับเจ้าหน้าที่หลักสูตรจำนวน 4 ท่านจากสามหลักสูตรระดับบัณฑิตศึกษา และนิสิตในหลักสูตร TIP จำนวน 3 ท่าน ใช้วิธีการสัมภาษณ์แบบกึ่งโครงสร้าง (Semi-Structured Interview) และวิเคราะห์ข้อมูลด้วยเทคนิค Thematic Analysis เพื่อสกัดประเด็นปัญหาและข้อกำหนดของระบบ</w:t>
+      </w:r>
+    </w:p>
+    <w:p>
+      <w:r>
+        <w:t>ขั้นตอนที่ 2 การพัฒนาระบบ (Development Phase) นำข้อกำหนดที่ได้จากขั้นตอนแรกมาออกแบบสถาปัตยกรรมและพัฒนาระบบ VIRIYA ในรูปแบบ Iterative Development ที่มีการทดสอบอัตโนมัติตามหลัก Test-Driven Development กำกับทุกขั้นตอน ระบบประกอบด้วยส่วนประกอบหลักสี่ส่วน ได้แก่ Chat API, Ingestion Worker, Admin API และ Admin Portal ที่ทำงานร่วมกันบนแพลตฟอร์ม Google Cloud Run</w:t>
+      </w:r>
+    </w:p>
+    <w:p>
+      <w:r>
+        <w:t>ขั้นตอนที่ 3 การประเมินและทดสอบระบบ (Evaluation Phase) ทดสอบระบบต้นแบบกับผู้ใช้งานจริงในสี่รูปแบบที่ครอบคลุมทั้งการวัดคุณภาพของคำตอบและการยอมรับเทคโนโลยี ได้แก่ การประเมินคุณภาพคำตอบของแชทบอทโดยเจ้าหน้าที่หลักสูตร การประเมินการใช้งานระบบจัดการหลังบ้านผ่านสถานการณ์จำลอง 3 งาน การสำรวจการยอมรับเทคโนโลยีของนิสิตตามกรอบ Technology Acceptance Model และการสัมภาษณ์เชิงลึกภายหลังการประเมินเพื่อเก็บข้อมูลเชิงธุรกิจ</w:t>
+      </w:r>
+    </w:p>
+    <w:p>
+      <w:r>
+        <w:t>รายละเอียดของเครื่องมือวิจัย กลุ่มตัวอย่าง และวิธีการวิเคราะห์ข้อมูลในแต่ละขั้นตอนปรากฏในบทที่ 3</w:t>
+      </w:r>
+    </w:p>
+    <w:p>
+      <w:pPr>
+        <w:pStyle w:val="Heading2"/>
+      </w:pPr>
+      <w:r>
+        <w:t>1.6 ประโยชน์ที่คาดว่าจะได้รับ</w:t>
       </w:r>
     </w:p>
     <w:p>
@@ -6040,7 +6073,7 @@
         <w:pStyle w:val="Heading2"/>
       </w:pPr>
       <w:r>
-        <w:t>1.6 นิยามศัพท์เฉพาะ</w:t>
+        <w:t>1.7 นิยามศัพท์เฉพาะ</w:t>
       </w:r>
     </w:p>
     <w:p>
@@ -12575,6 +12608,410 @@
     </w:p>
     <w:p>
       <w:pPr>
+        <w:pStyle w:val="Heading2"/>
+      </w:pPr>
+      <w:r>
+        <w:t>5.8 การวิเคราะห์ปัจจัยภายนอก (PESTEL Analysis)</w:t>
+      </w:r>
+    </w:p>
+    <w:p>
+      <w:r>
+        <w:t>การวิเคราะห์ปัจจัยภายนอกระดับมหภาคที่ส่งผลต่อการดำเนินธุรกิจของระบบ VIRIYA แบ่งตามกรอบ PESTEL ดังนี้</w:t>
+      </w:r>
+    </w:p>
+    <w:p>
+      <w:r>
+        <w:t>ปัจจัยทางการเมือง (Political) รัฐบาลไทยประกาศวาระแห่งชาติด้านปัญญาประดิษฐ์ในปี 2565 ที่สนับสนุนการนำ AI ไปใช้ในภาคการศึกษาเป็นหนึ่งในยุทธศาสตร์สำคัญ นโยบาย Thailand 4.0 และแผนพัฒนาดิจิทัลเพื่อเศรษฐกิจและสังคมต่อยอดทิศทางนี้ นอกจากนั้น มติของกระทรวงการอุดมศึกษาที่ส่งเสริมการนำเทคโนโลยีมาลดภาระงานของบุคลากรสายสนับสนุนเปิดโอกาสให้ระบบลักษณะนี้ได้รับการสนับสนุนเชิงนโยบาย [USER-VERIFY: อ้างอิงเอกสารนโยบาย AI ของรัฐบาลไทยล่าสุด]</w:t>
+      </w:r>
+    </w:p>
+    <w:p>
+      <w:r>
+        <w:t>ปัจจัยทางเศรษฐกิจ (Economic) ตลาด chatbot ของประเทศไทยเติบโตที่ CAGR 23.6% ตามข้อมูลของ Grand View Research ในปี 2567 สะท้อนความต้องการในอัตราที่สูงกว่าการเติบโตของเศรษฐกิจโดยรวม ขณะที่งบประมาณของมหาวิทยาลัยในการลงทุนเทคโนโลยีสนับสนุนการเรียนการสอนมีแนวโน้มเพิ่มขึ้นทุกปี ในทางกลับกัน ค่าใช้จ่ายของบริการ API สำหรับโมเดลภาษาขนาดใหญ่มีแนวโน้มลดลง โดย Anthropic ปรับลดราคา Claude Opus 4.5 ลง 66 เปอร์เซ็นต์จากรุ่นก่อน ซึ่งเปิดโอกาสให้การคิดค่าบริการที่แข่งขันได้มีความยั่งยืนมากขึ้น</w:t>
+      </w:r>
+    </w:p>
+    <w:p>
+      <w:r>
+        <w:t>ปัจจัยทางสังคม (Social) นิสิตในสถาบันอุดมศึกษาไทยในปัจจุบันเป็นกลุ่มผู้ใช้งานดิจิทัลเต็มรูปแบบ ผู้ตอบแบบสอบถามในหัวข้อ 4.3.4 ทุกคนใช้งาน LINE ทุกวันหลายครั้งต่อวัน และทุกคนเคยใช้งาน AI chatbot มาก่อน ความคุ้นเคยกับเทคโนโลยีและการยอมรับ AI ในชีวิตประจำวันของกลุ่มเป้าหมายจึงสนับสนุนการนำระบบไปใช้งาน ในขณะเดียวกัน ความกังวลเรื่องการแทนที่งานของเจ้าหน้าที่ด้วย AI ยังคงเป็นประเด็นที่ต้องจัดการผ่านการสื่อสารที่เหมาะสม</w:t>
+      </w:r>
+    </w:p>
+    <w:p>
+      <w:r>
+        <w:t>ปัจจัยทางเทคโนโลยี (Technological) การพัฒนาอย่างก้าวกระโดดของโมเดลภาษาขนาดใหญ่ระดับ frontier เช่น Claude Opus 4.7 พร้อมความสามารถในการประมวลผลเอกสารภาษาไทยในระดับใกล้เคียงเจ้าของภาษา เปิดโอกาสให้ระบบ RAG ในภาษาไทยทำได้มีประสิทธิภาพสูงกว่ายุคก่อน บริการโครงสร้างพื้นฐานคลาวด์ของ Google Cloud Platform และ Pinecone ในราคาแบบ serverless ทำให้การสร้างธุรกิจ SaaS ขนาดเล็กเริ่มต้นได้ด้วยต้นทุนที่ต่ำ</w:t>
+      </w:r>
+    </w:p>
+    <w:p>
+      <w:r>
+        <w:t>ปัจจัยทางสิ่งแวดล้อม (Environmental) การเปลี่ยนจากการพิมพ์เอกสารคู่มือและประกาศเป็นการใช้งานผ่านดิจิทัลผ่านแชทบอทช่วยลดการใช้กระดาษ การใช้งานโครงสร้างพื้นฐานคลาวด์ที่เน้น serverless ที่ปรับขนาดตามการใช้งานจริงช่วยลดการใช้พลังงานคอมพิวเตอร์เมื่อไม่มีผู้ใช้งาน ระบบ VIRIYA จึงสอดคล้องกับแนวโน้มการทำธุรกิจที่รับผิดชอบต่อสิ่งแวดล้อม</w:t>
+      </w:r>
+    </w:p>
+    <w:p>
+      <w:r>
+        <w:t>ปัจจัยทางกฎหมาย (Legal) พระราชบัญญัติคุ้มครองข้อมูลส่วนบุคคล (PDPA) พ.ศ. 2562 กำหนดให้ระบบที่จัดการข้อมูลของนิสิตต้องมีกลไกการขอความยินยอม การส่งออก การลบ และการปกปิดข้อมูลอย่างเป็นระเบียบ ระบบ VIRIYA ออกแบบโมดูลรองรับตั้งแต่ระยะแรกตามที่ระบุในบทที่ 4 นอกจากนั้น มาตรฐาน iThesis ของจุฬาลงกรณ์มหาวิทยาลัยที่ใช้สำหรับงานวิจัยและวิทยานิพนธ์ยังกำหนดแนวทางที่ระบบ AI advisory ต้องสอดคล้องเพื่อให้ได้รับการยอมรับในบริบทของสถาบันการศึกษา</w:t>
+      </w:r>
+    </w:p>
+    <w:p>
+      <w:pPr>
+        <w:pStyle w:val="Heading2"/>
+      </w:pPr>
+      <w:r>
+        <w:t>5.9 การวิเคราะห์สภาพอุตสาหกรรม (Porter's Five Forces)</w:t>
+      </w:r>
+    </w:p>
+    <w:p>
+      <w:r>
+        <w:t>การวิเคราะห์ปัจจัยการแข่งขันในอุตสาหกรรม chatbot สำหรับสถาบันการศึกษาในประเทศไทยตามกรอบ Five Forces ของ Porter พบข้อสรุปดังตารางที่ 5.3</w:t>
+      </w:r>
+    </w:p>
+    <w:tbl>
+      <w:tblPr>
+        <w:tblStyle w:val="TableGrid"/>
+        <w:tblW w:type="auto" w:w="0"/>
+        <w:tblLook w:firstColumn="1" w:firstRow="1" w:lastColumn="0" w:lastRow="0" w:noHBand="0" w:noVBand="1" w:val="04A0"/>
+      </w:tblPr>
+      <w:tblGrid>
+        <w:gridCol w:w="2769"/>
+        <w:gridCol w:w="2769"/>
+        <w:gridCol w:w="2769"/>
+      </w:tblGrid>
+      <w:tr>
+        <w:tc>
+          <w:tcPr>
+            <w:tcW w:type="dxa" w:w="2769"/>
+          </w:tcPr>
+          <w:p>
+            <w:r>
+              <w:rPr>
+                <w:b/>
+              </w:rPr>
+              <w:t>แรงกดดัน</w:t>
+            </w:r>
+          </w:p>
+        </w:tc>
+        <w:tc>
+          <w:tcPr>
+            <w:tcW w:type="dxa" w:w="2769"/>
+          </w:tcPr>
+          <w:p>
+            <w:r>
+              <w:rPr>
+                <w:b/>
+              </w:rPr>
+              <w:t>ระดับ</w:t>
+            </w:r>
+          </w:p>
+        </w:tc>
+        <w:tc>
+          <w:tcPr>
+            <w:tcW w:type="dxa" w:w="2769"/>
+          </w:tcPr>
+          <w:p>
+            <w:r>
+              <w:rPr>
+                <w:b/>
+              </w:rPr>
+              <w:t>คำอธิบาย</w:t>
+            </w:r>
+          </w:p>
+        </w:tc>
+      </w:tr>
+      <w:tr>
+        <w:tc>
+          <w:tcPr>
+            <w:tcW w:type="dxa" w:w="2769"/>
+          </w:tcPr>
+          <w:p>
+            <w:r>
+              <w:t>การแข่งขันของผู้อยู่ในตลาดปัจจุบัน (Rivalry among existing competitors)</w:t>
+            </w:r>
+          </w:p>
+        </w:tc>
+        <w:tc>
+          <w:tcPr>
+            <w:tcW w:type="dxa" w:w="2769"/>
+          </w:tcPr>
+          <w:p>
+            <w:r>
+              <w:t>ต่ำ-ปานกลาง</w:t>
+            </w:r>
+          </w:p>
+        </w:tc>
+        <w:tc>
+          <w:tcPr>
+            <w:tcW w:type="dxa" w:w="2769"/>
+          </w:tcPr>
+          <w:p>
+            <w:r>
+              <w:t>ผู้ให้บริการแชทบอทในไทย (Botnoi, ZWIZ.AI) เป็น generalist ไม่ได้เฉพาะทางการศึกษา ไม่มีคู่แข่งตรงที่เน้น RAG สำหรับอุดมศึกษา</w:t>
+            </w:r>
+          </w:p>
+        </w:tc>
+      </w:tr>
+      <w:tr>
+        <w:tc>
+          <w:tcPr>
+            <w:tcW w:type="dxa" w:w="2769"/>
+          </w:tcPr>
+          <w:p>
+            <w:r>
+              <w:t>ภัยจากผู้เข้าใหม่ (Threat of new entrants)</w:t>
+            </w:r>
+          </w:p>
+        </w:tc>
+        <w:tc>
+          <w:tcPr>
+            <w:tcW w:type="dxa" w:w="2769"/>
+          </w:tcPr>
+          <w:p>
+            <w:r>
+              <w:t>ปานกลาง</w:t>
+            </w:r>
+          </w:p>
+        </w:tc>
+        <w:tc>
+          <w:tcPr>
+            <w:tcW w:type="dxa" w:w="2769"/>
+          </w:tcPr>
+          <w:p>
+            <w:r>
+              <w:t>ต้นทุนเข้าวงการลดลงจากการที่ API ของ LLM เข้าถึงได้ง่าย แต่การสร้าง customer relationships ในภาคการศึกษาต้องใช้เวลาและเครือข่าย</w:t>
+            </w:r>
+          </w:p>
+        </w:tc>
+      </w:tr>
+      <w:tr>
+        <w:tc>
+          <w:tcPr>
+            <w:tcW w:type="dxa" w:w="2769"/>
+          </w:tcPr>
+          <w:p>
+            <w:r>
+              <w:t>อำนาจต่อรองของผู้จัดหา (Bargaining power of suppliers)</w:t>
+            </w:r>
+          </w:p>
+        </w:tc>
+        <w:tc>
+          <w:tcPr>
+            <w:tcW w:type="dxa" w:w="2769"/>
+          </w:tcPr>
+          <w:p>
+            <w:r>
+              <w:t>ปานกลาง-สูง</w:t>
+            </w:r>
+          </w:p>
+        </w:tc>
+        <w:tc>
+          <w:tcPr>
+            <w:tcW w:type="dxa" w:w="2769"/>
+          </w:tcPr>
+          <w:p>
+            <w:r>
+              <w:t>ผู้จัดหา LLM (Anthropic, OpenAI) และ vector DB (Pinecone) เป็นผู้เล่นรายใหญ่ที่กำหนดราคาได้ แม้ว่าจะมีทางเลือกทดแทน</w:t>
+            </w:r>
+          </w:p>
+        </w:tc>
+      </w:tr>
+      <w:tr>
+        <w:tc>
+          <w:tcPr>
+            <w:tcW w:type="dxa" w:w="2769"/>
+          </w:tcPr>
+          <w:p>
+            <w:r>
+              <w:t>อำนาจต่อรองของผู้ซื้อ (Bargaining power of buyers)</w:t>
+            </w:r>
+          </w:p>
+        </w:tc>
+        <w:tc>
+          <w:tcPr>
+            <w:tcW w:type="dxa" w:w="2769"/>
+          </w:tcPr>
+          <w:p>
+            <w:r>
+              <w:t>ปานกลาง</w:t>
+            </w:r>
+          </w:p>
+        </w:tc>
+        <w:tc>
+          <w:tcPr>
+            <w:tcW w:type="dxa" w:w="2769"/>
+          </w:tcPr>
+          <w:p>
+            <w:r>
+              <w:t>ผู้อำนวยการหลักสูตรเป็นผู้ตัดสินใจที่มีความเฉพาะเจาะจง การเจรจารายสัญญาเป็นปกติ แต่งบประมาณจำกัดของสถาบันรัฐให้อำนาจต่อรองลูกค้า</w:t>
+            </w:r>
+          </w:p>
+        </w:tc>
+      </w:tr>
+      <w:tr>
+        <w:tc>
+          <w:tcPr>
+            <w:tcW w:type="dxa" w:w="2769"/>
+          </w:tcPr>
+          <w:p>
+            <w:r>
+              <w:t>ภัยจากสินค้าทดแทน (Threat of substitutes)</w:t>
+            </w:r>
+          </w:p>
+        </w:tc>
+        <w:tc>
+          <w:tcPr>
+            <w:tcW w:type="dxa" w:w="2769"/>
+          </w:tcPr>
+          <w:p>
+            <w:r>
+              <w:t>สูง</w:t>
+            </w:r>
+          </w:p>
+        </w:tc>
+        <w:tc>
+          <w:tcPr>
+            <w:tcW w:type="dxa" w:w="2769"/>
+          </w:tcPr>
+          <w:p>
+            <w:r>
+              <w:t>สินค้าทดแทนมีหลายรูปแบบ: เจ้าหน้าที่คน, chatbot แบบ rule-based, Google Workspace AI, Microsoft Copilot, ChatGPT Enterprise</w:t>
+            </w:r>
+          </w:p>
+        </w:tc>
+      </w:tr>
+    </w:tbl>
+    <w:p>
+      <w:r>
+        <w:t>ตารางที่ 5.3 การวิเคราะห์ Porter's Five Forces สำหรับระบบ VIRIYA</w:t>
+      </w:r>
+    </w:p>
+    <w:p>
+      <w:r>
+        <w:t>ข้อสรุปของการวิเคราะห์ Five Forces คืออุตสาหกรรมนี้มีแรงกดดันสูงสุดจากสินค้าทดแทนและอำนาจต่อรองของผู้จัดหา ขณะที่การแข่งขันในกลุ่มผู้ที่ให้บริการเฉพาะทางการศึกษายังมีน้อย ซึ่งเป็นโอกาสสำหรับ VIRIYA ในการวางตำแหน่งเฉพาะกลุ่ม (niche positioning) ก่อนที่คู่แข่งจะเข้ามาเติมช่องว่างนี้</w:t>
+      </w:r>
+    </w:p>
+    <w:p>
+      <w:r>
+        <w:t>กลยุทธ์การรับมือสองประการที่สำคัญคือ ประการแรกคือการสร้างความเป็นเฉพาะ (differentiation) ผ่านคุณภาพการรองรับภาษาไทยและการปรับแต่งให้เหมาะกับบริบทของหลักสูตรไทย เพื่อป้องกันการแทนที่ด้วยเครื่องมือ AI ทั่วไปจากต่างประเทศ ประการที่สองคือการสร้างความสัมพันธ์ลึกกับลูกค้า (customer lock-in) ผ่านการเก็บประวัติการสนทนาและข้อมูลการใช้งานที่สะสมต่อเนื่องเป็น switching cost ที่ทำให้การเปลี่ยนไปใช้คู่แข่งมีต้นทุนสูง</w:t>
+      </w:r>
+    </w:p>
+    <w:p>
+      <w:pPr>
+        <w:pStyle w:val="Heading2"/>
+      </w:pPr>
+      <w:r>
+        <w:t>5.10 การแบ่งส่วนตลาด การเลือกตลาดเป้าหมาย และการวางตำแหน่ง (STP Marketing)</w:t>
+      </w:r>
+    </w:p>
+    <w:p>
+      <w:r>
+        <w:t>กรอบ STP (Segmentation, Targeting, Positioning) เป็นเครื่องมือที่ใช้ระบุกลุ่มลูกค้าที่มีศักยภาพและกำหนดตำแหน่งของผลิตภัณฑ์ในตลาด สำหรับระบบ VIRIYA การวิเคราะห์ตาม STP มีรายละเอียดดังนี้</w:t>
+      </w:r>
+    </w:p>
+    <w:p>
+      <w:pPr>
+        <w:pStyle w:val="Heading3"/>
+      </w:pPr>
+      <w:r>
+        <w:t>5.10.1 Segmentation การแบ่งส่วนตลาด</w:t>
+      </w:r>
+    </w:p>
+    <w:p>
+      <w:r>
+        <w:t>ตามที่กล่าวในหัวข้อ 5.1.3 ตลาดการศึกษาในประเทศไทยสามารถแบ่งออกเป็นสามส่วนหลักตามลักษณะและความซับซ้อนขององค์กร ได้แก่ (1) หลักสูตรระดับบัณฑิตศึกษาในมหาวิทยาลัยรัฐแนวหน้า (2) หลักสูตรระดับปริญญาตรีที่มีนิสิตจำนวนมาก และ (3) คณะและหน่วยงานบริหารส่วนกลางของมหาวิทยาลัย</w:t>
+      </w:r>
+    </w:p>
+    <w:p>
+      <w:r>
+        <w:t>เกณฑ์การแบ่งประกอบด้วยปัจจัยสี่ประการ คือ ขนาดของหลักสูตรวัดจากจำนวนนิสิต ระดับการศึกษาที่จัด ลักษณะของเอกสารและระเบียบที่ใช้ และระดับความพร้อมในการนำเทคโนโลยีไปใช้</w:t>
+      </w:r>
+    </w:p>
+    <w:p>
+      <w:pPr>
+        <w:pStyle w:val="Heading3"/>
+      </w:pPr>
+      <w:r>
+        <w:t>5.10.2 Targeting การเลือกตลาดเป้าหมาย</w:t>
+      </w:r>
+    </w:p>
+    <w:p>
+      <w:r>
+        <w:t>ผู้วิจัยเลือกกลยุทธ์การเน้นตลาดเฉพาะ (Focused or Niche Marketing) โดยเลือกส่วนตลาดแรก (Primary Segment) เป็นเป้าหมายหลักในระยะเริ่มต้น เหตุผลประกอบการเลือกมีสามประการ ประการแรก หลักสูตรระดับบัณฑิตศึกษามีเอกสารและระเบียบที่ซับซ้อน ซึ่งต้องการระบบที่มีความสามารถในการจัดการความรู้ในระดับลึก ซึ่งเป็นจุดแข็งของ VIRIYA ที่ใช้ Opus 4.7 เป็นแกนหลัก ประการที่สอง ผู้อำนวยการหลักสูตรเป็นผู้ตัดสินใจที่มีอำนาจและมีแรงจูงใจในการลดภาระของเจ้าหน้าที่อย่างชัดเจน ประการที่สาม ประสบการณ์การพัฒนาและทดสอบที่หลักสูตร TIP ให้ผู้วิจัยมีเครดิตและความเข้าใจลึกในกลุ่มนี้</w:t>
+      </w:r>
+    </w:p>
+    <w:p>
+      <w:r>
+        <w:t>การขยายสู่ส่วนตลาดที่สองและสามจะเกิดขึ้นในระยะถัดไปหลังจากสร้างความน่าเชื่อถือและเครือข่ายลูกค้าอ้างอิงที่แข็งแรงพอในส่วนตลาดแรก ตามกลยุทธ์การเข้าสู่ตลาดที่ระบุในหัวข้อ 5.6</w:t>
+      </w:r>
+    </w:p>
+    <w:p>
+      <w:pPr>
+        <w:pStyle w:val="Heading3"/>
+      </w:pPr>
+      <w:r>
+        <w:t>5.10.3 Positioning การวางตำแหน่ง</w:t>
+      </w:r>
+    </w:p>
+    <w:p>
+      <w:r>
+        <w:t>ระบบ VIRIYA วางตำแหน่งในตลาดว่าเป็น "ผู้ช่วยตอบคำถามหลักสูตรที่รองรับภาษาไทยในระดับบัณฑิตศึกษาด้วยเทคโนโลยี Agentic RAG" ข้อความการวางตำแหน่งที่สื่อสารไปยังลูกค้าเป้าหมายคือ</w:t>
+      </w:r>
+    </w:p>
+    <w:p>
+      <w:r>
+        <w:t>*"VIRIYA คือระบบ AI advisory เฉพาะสำหรับหลักสูตรระดับบัณฑิตศึกษา ที่ใช้เทคโนโลยี Retrieval-Augmented Generation ขับเคลื่อนด้วย Claude Opus 4.7 เพื่อตอบคำถามนิสิตบน LINE Official Account ที่คุ้นเคยอยู่แล้ว 24 ชั่วโมง ลดภาระงานซ้ำของเจ้าหน้าที่ได้ 14-17 ชั่วโมงต่อสัปดาห์ พร้อมรองรับหลายหลักสูตรในโครงสร้าง Multi-tenant ที่ขยายผลได้ง่าย"*</w:t>
+      </w:r>
+    </w:p>
+    <w:p>
+      <w:r>
+        <w:t>การวางตำแหน่งเช่นนี้สร้างความแตกต่างจากคู่แข่งสามประการ ได้แก่ ความเฉพาะทางการศึกษาระดับอุดมศึกษาต่างจากผู้ให้บริการ chatbot ทั่วไป การรองรับภาษาไทยในระดับ native ต่างจากผลิตภัณฑ์ต่างประเทศ และการออกแบบสำหรับสถาปัตยกรรม Multi-tenant ตั้งแต่แรกเริ่มต่างจากโซลูชันเฉพาะรายที่ขยายยาก</w:t>
+      </w:r>
+    </w:p>
+    <w:p>
+      <w:pPr>
+        <w:pStyle w:val="Heading2"/>
+      </w:pPr>
+      <w:r>
+        <w:t>5.11 กลยุทธ์ส่วนประสมทางการตลาด (Marketing Mix 7Ps)</w:t>
+      </w:r>
+    </w:p>
+    <w:p>
+      <w:r>
+        <w:t>กรอบ Marketing Mix 7Ps ที่เหมาะสำหรับการตลาดบริการ (service marketing) ประกอบด้วยเจ็ดองค์ประกอบที่ต้องออกแบบให้สอดคล้องกัน สำหรับระบบ VIRIYA การออกแบบแต่ละองค์ประกอบมีรายละเอียดดังนี้</w:t>
+      </w:r>
+    </w:p>
+    <w:p>
+      <w:r>
+        <w:t>Product (ผลิตภัณฑ์) ระบบ VIRIYA ในฐานะผลิตภัณฑ์คือบริการ Software-as-a-Service ที่ประกอบด้วยแชทบอทบน LINE Official Account และระบบจัดการหลังบ้าน (Admin Portal) บนเว็บเบราว์เซอร์ คุณค่าที่ส่งมอบครอบคลุมการตอบคำถามนิสิต 24 ชั่วโมง การประหยัดเวลาของเจ้าหน้าที่ 14-17 ชั่วโมงต่อสัปดาห์ และการวิเคราะห์พฤติกรรมการสอบถามของนิสิตผ่าน Chat Logs และ Analytics</w:t>
+      </w:r>
+    </w:p>
+    <w:p>
+      <w:r>
+        <w:t>Price (ราคา) โครงสร้างราคาสามชั้นตามที่ระบุในหัวข้อ 5.5.2 ได้แก่ Starter, Pro, Enterprise พร้อมกับ setup fee สำหรับการติดตั้งเริ่มต้นและค่าบริการเสริมสำหรับการปรับแต่งเฉพาะลูกค้า รูปแบบการคิดค่าบริการถ่วงน้ำหนักตามจำนวนนิสิตตามข้อเสนอของผู้ประเมิน S-05 ในหัวข้อ 4.3.3.3</w:t>
+      </w:r>
+    </w:p>
+    <w:p>
+      <w:r>
+        <w:t>Place (ช่องทางการจัดจำหน่าย) ช่องทางการขายหลักคือการขายตรง (direct sales) ต่อผู้อำนวยการหลักสูตรผ่านการนำเสนอในที่ประชุมบริหาร การเข้าถึงผ่านเครือข่ายอาจารย์ที่ปรึกษา และการใช้ประสบการณ์จากหลักสูตร TIP เป็น reference customer ช่องทางรอง ได้แก่ การนำเสนอในงานประชุมวิชาการด้านเทคโนโลยีการศึกษา และการประชาสัมพันธ์ผ่านเว็บไซต์และ LinkedIn</w:t>
+      </w:r>
+    </w:p>
+    <w:p>
+      <w:r>
+        <w:t>Promotion (การส่งเสริมการตลาด) กิจกรรมการส่งเสริมการตลาดหลัก ได้แก่ การจัดเซสชัน demo ให้ผู้สนใจโดยไม่คิดค่าใช้จ่ายเพื่อให้สัมผัสประสบการณ์การใช้งานจริง การเผยแพร่กรณีศึกษาของหลักสูตร TIP ผ่านช่องทางดิจิทัล การเขียนบทความในนิตยสารวิชาการและบล็อกด้านเทคโนโลยี และการจัดสัมมนาวิชาการร่วมกับสถาบันการศึกษาเป้าหมายเพื่อแนะนำแนวคิด RAG ในการศึกษา [USER-VERIFY: งบประมาณการตลาดและช่องทางเฉพาะ]</w:t>
+      </w:r>
+    </w:p>
+    <w:p>
+      <w:r>
+        <w:t>People (บุคลากร) ทีมงานในระยะเริ่มต้นประกอบด้วยผู้ก่อตั้งที่ทำหน้าที่หลายบทบาทพร้อมกัน (เทคนิค ขาย บริการลูกค้า) และเจ้าหน้าที่ outsource หนึ่งถึงสองอัตราสำหรับงานสนับสนุน เมื่อธุรกิจขยายตัวจะเพิ่มทีมเทคนิคและทีมบริการลูกค้าตามความเหมาะสม คุณสมบัติสำคัญของบุคลากรคือความเข้าใจในบริบทของสถาบันอุดมศึกษาและความสามารถในการสื่อสารเชิงเทคนิคกับผู้ใช้งานที่ไม่ใช่สายเทคนิค</w:t>
+      </w:r>
+    </w:p>
+    <w:p>
+      <w:r>
+        <w:t>Process (กระบวนการให้บริการ) กระบวนการให้บริการจากจุดการขายจนถึงการใช้งานประจำวัน ประกอบด้วยขั้นตอนหลักคือ (1) การนำเสนอและทำ demo (2) การเจรจาสัญญาและเงื่อนไข (3) การติดตั้งระบบและตั้งค่า tenant (4) การอัปโหลดเอกสารครั้งแรก (5) การเชื่อมต่อกับ LINE Official Account (6) การจัดอบรมเจ้าหน้าที่ผู้ดูแล (7) การใช้งานต่อเนื่องพร้อมระบบสนับสนุนและการปรับปรุงตามคำแนะนำ กระบวนการทั้งหมดออกแบบให้สามารถทำได้ภายในระยะเวลาประมาณสองถึงสี่สัปดาห์ตั้งแต่ signing สัญญาจนถึง go-live</w:t>
+      </w:r>
+    </w:p>
+    <w:p>
+      <w:r>
+        <w:t>Physical Evidence (หลักฐานทางกายภาพ) เนื่องจากระบบ VIRIYA เป็นบริการดิจิทัล หลักฐานที่จับต้องได้ที่สำคัญคือส่วนติดต่อผู้ใช้ของ Admin Portal ที่ออกแบบให้เป็นมืออาชีพและใช้งานง่าย ความสามารถในการตอบกลับของแชทบอทภายในระยะเวลาที่กำหนด รายงานการใช้งานประจำเดือนที่ส่งให้ผู้บริหารหลักสูตร และเอกสารสัญญาการให้บริการที่ระบุ Service Level Agreement (SLA) ชัดเจน ซึ่งสร้างความมั่นใจให้ลูกค้าว่าบริการมีมาตรฐานและสามารถตรวจสอบได้</w:t>
+      </w:r>
+    </w:p>
+    <w:p>
+      <w:pPr>
         <w:pStyle w:val="Heading1"/>
       </w:pPr>
       <w:r>
@@ -14350,7 +14787,1910 @@
         <w:pStyle w:val="Heading2"/>
       </w:pPr>
       <w:r>
-        <w:t>6.6 ข้อจำกัดของการวิเคราะห์การเงิน</w:t>
+        <w:t>6.6 งบประมาณการกำไรขาดทุน 3 ปี (Profit and Loss Projection)</w:t>
+      </w:r>
+    </w:p>
+    <w:p>
+      <w:r>
+        <w:t>งบประมาณการกำไรขาดทุนสำหรับสามปีแรกของการดำเนินธุรกิจภายใต้สมมติฐานสถานการณ์ปกติ (Base case) จากหัวข้อ 6.5 แสดงในตารางที่ 6.7 ทั้งนี้อัตราการเพิ่มลูกค้าที่สมมติคือ 2 tenant ต่อเดือนในปีที่หนึ่ง 2 tenant ต่อเดือนต่อเนื่องในปีที่สองจนถึง tenant สะสม 48 ราย และชะลอเป็น 1 tenant ต่อเดือนในปีที่สามจนถึง tenant สะสม 60 ราย</w:t>
+      </w:r>
+    </w:p>
+    <w:tbl>
+      <w:tblPr>
+        <w:tblStyle w:val="TableGrid"/>
+        <w:tblW w:type="auto" w:w="0"/>
+        <w:tblLook w:firstColumn="1" w:firstRow="1" w:lastColumn="0" w:lastRow="0" w:noHBand="0" w:noVBand="1" w:val="04A0"/>
+      </w:tblPr>
+      <w:tblGrid>
+        <w:gridCol w:w="2076"/>
+        <w:gridCol w:w="2076"/>
+        <w:gridCol w:w="2076"/>
+        <w:gridCol w:w="2076"/>
+      </w:tblGrid>
+      <w:tr>
+        <w:tc>
+          <w:tcPr>
+            <w:tcW w:type="dxa" w:w="2076"/>
+          </w:tcPr>
+          <w:p>
+            <w:r>
+              <w:rPr>
+                <w:b/>
+              </w:rPr>
+              <w:t>รายการ</w:t>
+            </w:r>
+          </w:p>
+        </w:tc>
+        <w:tc>
+          <w:tcPr>
+            <w:tcW w:type="dxa" w:w="2076"/>
+          </w:tcPr>
+          <w:p>
+            <w:r>
+              <w:rPr>
+                <w:b/>
+              </w:rPr>
+              <w:t>ปีที่ 1 (THB)</w:t>
+            </w:r>
+          </w:p>
+        </w:tc>
+        <w:tc>
+          <w:tcPr>
+            <w:tcW w:type="dxa" w:w="2076"/>
+          </w:tcPr>
+          <w:p>
+            <w:r>
+              <w:rPr>
+                <w:b/>
+              </w:rPr>
+              <w:t>ปีที่ 2 (THB)</w:t>
+            </w:r>
+          </w:p>
+        </w:tc>
+        <w:tc>
+          <w:tcPr>
+            <w:tcW w:type="dxa" w:w="2076"/>
+          </w:tcPr>
+          <w:p>
+            <w:r>
+              <w:rPr>
+                <w:b/>
+              </w:rPr>
+              <w:t>ปีที่ 3 (THB)</w:t>
+            </w:r>
+          </w:p>
+        </w:tc>
+      </w:tr>
+      <w:tr>
+        <w:tc>
+          <w:tcPr>
+            <w:tcW w:type="dxa" w:w="2076"/>
+          </w:tcPr>
+          <w:p>
+            <w:r>
+              <w:t>จำนวน tenant สะสม ณ สิ้นปี</w:t>
+            </w:r>
+          </w:p>
+        </w:tc>
+        <w:tc>
+          <w:tcPr>
+            <w:tcW w:type="dxa" w:w="2076"/>
+          </w:tcPr>
+          <w:p>
+            <w:r>
+              <w:t>24</w:t>
+            </w:r>
+          </w:p>
+        </w:tc>
+        <w:tc>
+          <w:tcPr>
+            <w:tcW w:type="dxa" w:w="2076"/>
+          </w:tcPr>
+          <w:p>
+            <w:r>
+              <w:t>48</w:t>
+            </w:r>
+          </w:p>
+        </w:tc>
+        <w:tc>
+          <w:tcPr>
+            <w:tcW w:type="dxa" w:w="2076"/>
+          </w:tcPr>
+          <w:p>
+            <w:r>
+              <w:t>60</w:t>
+            </w:r>
+          </w:p>
+        </w:tc>
+      </w:tr>
+      <w:tr>
+        <w:tc>
+          <w:tcPr>
+            <w:tcW w:type="dxa" w:w="2076"/>
+          </w:tcPr>
+          <w:p>
+            <w:r>
+              <w:t>จำนวน tenant เฉลี่ยระหว่างปี</w:t>
+            </w:r>
+          </w:p>
+        </w:tc>
+        <w:tc>
+          <w:tcPr>
+            <w:tcW w:type="dxa" w:w="2076"/>
+          </w:tcPr>
+          <w:p>
+            <w:r>
+              <w:t>13</w:t>
+            </w:r>
+          </w:p>
+        </w:tc>
+        <w:tc>
+          <w:tcPr>
+            <w:tcW w:type="dxa" w:w="2076"/>
+          </w:tcPr>
+          <w:p>
+            <w:r>
+              <w:t>36</w:t>
+            </w:r>
+          </w:p>
+        </w:tc>
+        <w:tc>
+          <w:tcPr>
+            <w:tcW w:type="dxa" w:w="2076"/>
+          </w:tcPr>
+          <w:p>
+            <w:r>
+              <w:t>54</w:t>
+            </w:r>
+          </w:p>
+        </w:tc>
+      </w:tr>
+      <w:tr>
+        <w:tc>
+          <w:tcPr>
+            <w:tcW w:type="dxa" w:w="2076"/>
+          </w:tcPr>
+          <w:p>
+            <w:r>
+              <w:t>**รายได้**</w:t>
+            </w:r>
+          </w:p>
+        </w:tc>
+        <w:tc>
+          <w:tcPr>
+            <w:tcW w:type="dxa" w:w="2076"/>
+          </w:tcPr>
+          <w:p>
+            <w:r/>
+          </w:p>
+        </w:tc>
+        <w:tc>
+          <w:tcPr>
+            <w:tcW w:type="dxa" w:w="2076"/>
+          </w:tcPr>
+          <w:p>
+            <w:r/>
+          </w:p>
+        </w:tc>
+        <w:tc>
+          <w:tcPr>
+            <w:tcW w:type="dxa" w:w="2076"/>
+          </w:tcPr>
+          <w:p>
+            <w:r/>
+          </w:p>
+        </w:tc>
+      </w:tr>
+      <w:tr>
+        <w:tc>
+          <w:tcPr>
+            <w:tcW w:type="dxa" w:w="2076"/>
+          </w:tcPr>
+          <w:p>
+            <w:r>
+              <w:t>รายได้จากค่าสมาชิก</w:t>
+            </w:r>
+          </w:p>
+        </w:tc>
+        <w:tc>
+          <w:tcPr>
+            <w:tcW w:type="dxa" w:w="2076"/>
+          </w:tcPr>
+          <w:p>
+            <w:r>
+              <w:t>1,817,400</w:t>
+            </w:r>
+          </w:p>
+        </w:tc>
+        <w:tc>
+          <w:tcPr>
+            <w:tcW w:type="dxa" w:w="2076"/>
+          </w:tcPr>
+          <w:p>
+            <w:r>
+              <w:t>5,032,800</w:t>
+            </w:r>
+          </w:p>
+        </w:tc>
+        <w:tc>
+          <w:tcPr>
+            <w:tcW w:type="dxa" w:w="2076"/>
+          </w:tcPr>
+          <w:p>
+            <w:r>
+              <w:t>7,549,200</w:t>
+            </w:r>
+          </w:p>
+        </w:tc>
+      </w:tr>
+      <w:tr>
+        <w:tc>
+          <w:tcPr>
+            <w:tcW w:type="dxa" w:w="2076"/>
+          </w:tcPr>
+          <w:p>
+            <w:r>
+              <w:t>รายได้จาก setup fee</w:t>
+            </w:r>
+          </w:p>
+        </w:tc>
+        <w:tc>
+          <w:tcPr>
+            <w:tcW w:type="dxa" w:w="2076"/>
+          </w:tcPr>
+          <w:p>
+            <w:r>
+              <w:t>600,000</w:t>
+            </w:r>
+          </w:p>
+        </w:tc>
+        <w:tc>
+          <w:tcPr>
+            <w:tcW w:type="dxa" w:w="2076"/>
+          </w:tcPr>
+          <w:p>
+            <w:r>
+              <w:t>600,000</w:t>
+            </w:r>
+          </w:p>
+        </w:tc>
+        <w:tc>
+          <w:tcPr>
+            <w:tcW w:type="dxa" w:w="2076"/>
+          </w:tcPr>
+          <w:p>
+            <w:r>
+              <w:t>360,000</w:t>
+            </w:r>
+          </w:p>
+        </w:tc>
+      </w:tr>
+      <w:tr>
+        <w:tc>
+          <w:tcPr>
+            <w:tcW w:type="dxa" w:w="2076"/>
+          </w:tcPr>
+          <w:p>
+            <w:r>
+              <w:t>**รวมรายได้**</w:t>
+            </w:r>
+          </w:p>
+        </w:tc>
+        <w:tc>
+          <w:tcPr>
+            <w:tcW w:type="dxa" w:w="2076"/>
+          </w:tcPr>
+          <w:p>
+            <w:r>
+              <w:t>**2,417,400**</w:t>
+            </w:r>
+          </w:p>
+        </w:tc>
+        <w:tc>
+          <w:tcPr>
+            <w:tcW w:type="dxa" w:w="2076"/>
+          </w:tcPr>
+          <w:p>
+            <w:r>
+              <w:t>**5,632,800**</w:t>
+            </w:r>
+          </w:p>
+        </w:tc>
+        <w:tc>
+          <w:tcPr>
+            <w:tcW w:type="dxa" w:w="2076"/>
+          </w:tcPr>
+          <w:p>
+            <w:r>
+              <w:t>**7,909,200**</w:t>
+            </w:r>
+          </w:p>
+        </w:tc>
+      </w:tr>
+      <w:tr>
+        <w:tc>
+          <w:tcPr>
+            <w:tcW w:type="dxa" w:w="2076"/>
+          </w:tcPr>
+          <w:p>
+            <w:r>
+              <w:t>**ต้นทุนผันแปร**</w:t>
+            </w:r>
+          </w:p>
+        </w:tc>
+        <w:tc>
+          <w:tcPr>
+            <w:tcW w:type="dxa" w:w="2076"/>
+          </w:tcPr>
+          <w:p>
+            <w:r/>
+          </w:p>
+        </w:tc>
+        <w:tc>
+          <w:tcPr>
+            <w:tcW w:type="dxa" w:w="2076"/>
+          </w:tcPr>
+          <w:p>
+            <w:r/>
+          </w:p>
+        </w:tc>
+        <w:tc>
+          <w:tcPr>
+            <w:tcW w:type="dxa" w:w="2076"/>
+          </w:tcPr>
+          <w:p>
+            <w:r/>
+          </w:p>
+        </w:tc>
+      </w:tr>
+      <w:tr>
+        <w:tc>
+          <w:tcPr>
+            <w:tcW w:type="dxa" w:w="2076"/>
+          </w:tcPr>
+          <w:p>
+            <w:r>
+              <w:t>บริการ AI API + Pinecone read</w:t>
+            </w:r>
+          </w:p>
+        </w:tc>
+        <w:tc>
+          <w:tcPr>
+            <w:tcW w:type="dxa" w:w="2076"/>
+          </w:tcPr>
+          <w:p>
+            <w:r>
+              <w:t>402,480</w:t>
+            </w:r>
+          </w:p>
+        </w:tc>
+        <w:tc>
+          <w:tcPr>
+            <w:tcW w:type="dxa" w:w="2076"/>
+          </w:tcPr>
+          <w:p>
+            <w:r>
+              <w:t>1,114,560</w:t>
+            </w:r>
+          </w:p>
+        </w:tc>
+        <w:tc>
+          <w:tcPr>
+            <w:tcW w:type="dxa" w:w="2076"/>
+          </w:tcPr>
+          <w:p>
+            <w:r>
+              <w:t>1,671,840</w:t>
+            </w:r>
+          </w:p>
+        </w:tc>
+      </w:tr>
+      <w:tr>
+        <w:tc>
+          <w:tcPr>
+            <w:tcW w:type="dxa" w:w="2076"/>
+          </w:tcPr>
+          <w:p>
+            <w:r>
+              <w:t>ต้นทุน onboard tenant ใหม่</w:t>
+            </w:r>
+          </w:p>
+        </w:tc>
+        <w:tc>
+          <w:tcPr>
+            <w:tcW w:type="dxa" w:w="2076"/>
+          </w:tcPr>
+          <w:p>
+            <w:r>
+              <w:t>120,000</w:t>
+            </w:r>
+          </w:p>
+        </w:tc>
+        <w:tc>
+          <w:tcPr>
+            <w:tcW w:type="dxa" w:w="2076"/>
+          </w:tcPr>
+          <w:p>
+            <w:r>
+              <w:t>120,000</w:t>
+            </w:r>
+          </w:p>
+        </w:tc>
+        <w:tc>
+          <w:tcPr>
+            <w:tcW w:type="dxa" w:w="2076"/>
+          </w:tcPr>
+          <w:p>
+            <w:r>
+              <w:t>72,000</w:t>
+            </w:r>
+          </w:p>
+        </w:tc>
+      </w:tr>
+      <w:tr>
+        <w:tc>
+          <w:tcPr>
+            <w:tcW w:type="dxa" w:w="2076"/>
+          </w:tcPr>
+          <w:p>
+            <w:r>
+              <w:t>**รวมต้นทุนผันแปร**</w:t>
+            </w:r>
+          </w:p>
+        </w:tc>
+        <w:tc>
+          <w:tcPr>
+            <w:tcW w:type="dxa" w:w="2076"/>
+          </w:tcPr>
+          <w:p>
+            <w:r>
+              <w:t>**522,480**</w:t>
+            </w:r>
+          </w:p>
+        </w:tc>
+        <w:tc>
+          <w:tcPr>
+            <w:tcW w:type="dxa" w:w="2076"/>
+          </w:tcPr>
+          <w:p>
+            <w:r>
+              <w:t>**1,234,560**</w:t>
+            </w:r>
+          </w:p>
+        </w:tc>
+        <w:tc>
+          <w:tcPr>
+            <w:tcW w:type="dxa" w:w="2076"/>
+          </w:tcPr>
+          <w:p>
+            <w:r>
+              <w:t>**1,743,840**</w:t>
+            </w:r>
+          </w:p>
+        </w:tc>
+      </w:tr>
+      <w:tr>
+        <w:tc>
+          <w:tcPr>
+            <w:tcW w:type="dxa" w:w="2076"/>
+          </w:tcPr>
+          <w:p>
+            <w:r>
+              <w:t>**กำไรขั้นต้น (Gross Profit)**</w:t>
+            </w:r>
+          </w:p>
+        </w:tc>
+        <w:tc>
+          <w:tcPr>
+            <w:tcW w:type="dxa" w:w="2076"/>
+          </w:tcPr>
+          <w:p>
+            <w:r>
+              <w:t>**1,894,920**</w:t>
+            </w:r>
+          </w:p>
+        </w:tc>
+        <w:tc>
+          <w:tcPr>
+            <w:tcW w:type="dxa" w:w="2076"/>
+          </w:tcPr>
+          <w:p>
+            <w:r>
+              <w:t>**4,398,240**</w:t>
+            </w:r>
+          </w:p>
+        </w:tc>
+        <w:tc>
+          <w:tcPr>
+            <w:tcW w:type="dxa" w:w="2076"/>
+          </w:tcPr>
+          <w:p>
+            <w:r>
+              <w:t>**6,165,360**</w:t>
+            </w:r>
+          </w:p>
+        </w:tc>
+      </w:tr>
+      <w:tr>
+        <w:tc>
+          <w:tcPr>
+            <w:tcW w:type="dxa" w:w="2076"/>
+          </w:tcPr>
+          <w:p>
+            <w:r>
+              <w:t>อัตรากำไรขั้นต้น (%)</w:t>
+            </w:r>
+          </w:p>
+        </w:tc>
+        <w:tc>
+          <w:tcPr>
+            <w:tcW w:type="dxa" w:w="2076"/>
+          </w:tcPr>
+          <w:p>
+            <w:r>
+              <w:t>78.4%</w:t>
+            </w:r>
+          </w:p>
+        </w:tc>
+        <w:tc>
+          <w:tcPr>
+            <w:tcW w:type="dxa" w:w="2076"/>
+          </w:tcPr>
+          <w:p>
+            <w:r>
+              <w:t>78.1%</w:t>
+            </w:r>
+          </w:p>
+        </w:tc>
+        <w:tc>
+          <w:tcPr>
+            <w:tcW w:type="dxa" w:w="2076"/>
+          </w:tcPr>
+          <w:p>
+            <w:r>
+              <w:t>77.9%</w:t>
+            </w:r>
+          </w:p>
+        </w:tc>
+      </w:tr>
+      <w:tr>
+        <w:tc>
+          <w:tcPr>
+            <w:tcW w:type="dxa" w:w="2076"/>
+          </w:tcPr>
+          <w:p>
+            <w:r>
+              <w:t>**ค่าใช้จ่ายในการดำเนินงาน**</w:t>
+            </w:r>
+          </w:p>
+        </w:tc>
+        <w:tc>
+          <w:tcPr>
+            <w:tcW w:type="dxa" w:w="2076"/>
+          </w:tcPr>
+          <w:p>
+            <w:r/>
+          </w:p>
+        </w:tc>
+        <w:tc>
+          <w:tcPr>
+            <w:tcW w:type="dxa" w:w="2076"/>
+          </w:tcPr>
+          <w:p>
+            <w:r/>
+          </w:p>
+        </w:tc>
+        <w:tc>
+          <w:tcPr>
+            <w:tcW w:type="dxa" w:w="2076"/>
+          </w:tcPr>
+          <w:p>
+            <w:r/>
+          </w:p>
+        </w:tc>
+      </w:tr>
+      <w:tr>
+        <w:tc>
+          <w:tcPr>
+            <w:tcW w:type="dxa" w:w="2076"/>
+          </w:tcPr>
+          <w:p>
+            <w:r>
+              <w:t>ค่าใช้จ่ายโครงสร้างพื้นฐาน</w:t>
+            </w:r>
+          </w:p>
+        </w:tc>
+        <w:tc>
+          <w:tcPr>
+            <w:tcW w:type="dxa" w:w="2076"/>
+          </w:tcPr>
+          <w:p>
+            <w:r>
+              <w:t>42,000</w:t>
+            </w:r>
+          </w:p>
+        </w:tc>
+        <w:tc>
+          <w:tcPr>
+            <w:tcW w:type="dxa" w:w="2076"/>
+          </w:tcPr>
+          <w:p>
+            <w:r>
+              <w:t>42,000</w:t>
+            </w:r>
+          </w:p>
+        </w:tc>
+        <w:tc>
+          <w:tcPr>
+            <w:tcW w:type="dxa" w:w="2076"/>
+          </w:tcPr>
+          <w:p>
+            <w:r>
+              <w:t>42,000</w:t>
+            </w:r>
+          </w:p>
+        </w:tc>
+      </w:tr>
+      <w:tr>
+        <w:tc>
+          <w:tcPr>
+            <w:tcW w:type="dxa" w:w="2076"/>
+          </w:tcPr>
+          <w:p>
+            <w:r>
+              <w:t>ค่าแรงบุคลากร</w:t>
+            </w:r>
+          </w:p>
+        </w:tc>
+        <w:tc>
+          <w:tcPr>
+            <w:tcW w:type="dxa" w:w="2076"/>
+          </w:tcPr>
+          <w:p>
+            <w:r>
+              <w:t>1,440,000</w:t>
+            </w:r>
+          </w:p>
+        </w:tc>
+        <w:tc>
+          <w:tcPr>
+            <w:tcW w:type="dxa" w:w="2076"/>
+          </w:tcPr>
+          <w:p>
+            <w:r>
+              <w:t>1,800,000</w:t>
+            </w:r>
+          </w:p>
+        </w:tc>
+        <w:tc>
+          <w:tcPr>
+            <w:tcW w:type="dxa" w:w="2076"/>
+          </w:tcPr>
+          <w:p>
+            <w:r>
+              <w:t>2,400,000</w:t>
+            </w:r>
+          </w:p>
+        </w:tc>
+      </w:tr>
+      <w:tr>
+        <w:tc>
+          <w:tcPr>
+            <w:tcW w:type="dxa" w:w="2076"/>
+          </w:tcPr>
+          <w:p>
+            <w:r>
+              <w:t>ค่าการตลาดและประชาสัมพันธ์</w:t>
+            </w:r>
+          </w:p>
+        </w:tc>
+        <w:tc>
+          <w:tcPr>
+            <w:tcW w:type="dxa" w:w="2076"/>
+          </w:tcPr>
+          <w:p>
+            <w:r>
+              <w:t>200,000</w:t>
+            </w:r>
+          </w:p>
+        </w:tc>
+        <w:tc>
+          <w:tcPr>
+            <w:tcW w:type="dxa" w:w="2076"/>
+          </w:tcPr>
+          <w:p>
+            <w:r>
+              <w:t>400,000</w:t>
+            </w:r>
+          </w:p>
+        </w:tc>
+        <w:tc>
+          <w:tcPr>
+            <w:tcW w:type="dxa" w:w="2076"/>
+          </w:tcPr>
+          <w:p>
+            <w:r>
+              <w:t>500,000</w:t>
+            </w:r>
+          </w:p>
+        </w:tc>
+      </w:tr>
+      <w:tr>
+        <w:tc>
+          <w:tcPr>
+            <w:tcW w:type="dxa" w:w="2076"/>
+          </w:tcPr>
+          <w:p>
+            <w:r>
+              <w:t>ค่าใช้จ่ายอื่น (พื้นที่, ค่าดำเนินการ)</w:t>
+            </w:r>
+          </w:p>
+        </w:tc>
+        <w:tc>
+          <w:tcPr>
+            <w:tcW w:type="dxa" w:w="2076"/>
+          </w:tcPr>
+          <w:p>
+            <w:r>
+              <w:t>120,000</w:t>
+            </w:r>
+          </w:p>
+        </w:tc>
+        <w:tc>
+          <w:tcPr>
+            <w:tcW w:type="dxa" w:w="2076"/>
+          </w:tcPr>
+          <w:p>
+            <w:r>
+              <w:t>150,000</w:t>
+            </w:r>
+          </w:p>
+        </w:tc>
+        <w:tc>
+          <w:tcPr>
+            <w:tcW w:type="dxa" w:w="2076"/>
+          </w:tcPr>
+          <w:p>
+            <w:r>
+              <w:t>180,000</w:t>
+            </w:r>
+          </w:p>
+        </w:tc>
+      </w:tr>
+      <w:tr>
+        <w:tc>
+          <w:tcPr>
+            <w:tcW w:type="dxa" w:w="2076"/>
+          </w:tcPr>
+          <w:p>
+            <w:r>
+              <w:t>**รวมค่าใช้จ่ายดำเนินงาน**</w:t>
+            </w:r>
+          </w:p>
+        </w:tc>
+        <w:tc>
+          <w:tcPr>
+            <w:tcW w:type="dxa" w:w="2076"/>
+          </w:tcPr>
+          <w:p>
+            <w:r>
+              <w:t>**1,802,000**</w:t>
+            </w:r>
+          </w:p>
+        </w:tc>
+        <w:tc>
+          <w:tcPr>
+            <w:tcW w:type="dxa" w:w="2076"/>
+          </w:tcPr>
+          <w:p>
+            <w:r>
+              <w:t>**2,392,000**</w:t>
+            </w:r>
+          </w:p>
+        </w:tc>
+        <w:tc>
+          <w:tcPr>
+            <w:tcW w:type="dxa" w:w="2076"/>
+          </w:tcPr>
+          <w:p>
+            <w:r>
+              <w:t>**3,122,000**</w:t>
+            </w:r>
+          </w:p>
+        </w:tc>
+      </w:tr>
+      <w:tr>
+        <w:tc>
+          <w:tcPr>
+            <w:tcW w:type="dxa" w:w="2076"/>
+          </w:tcPr>
+          <w:p>
+            <w:r>
+              <w:t>**กำไรจากการดำเนินงาน (EBIT)**</w:t>
+            </w:r>
+          </w:p>
+        </w:tc>
+        <w:tc>
+          <w:tcPr>
+            <w:tcW w:type="dxa" w:w="2076"/>
+          </w:tcPr>
+          <w:p>
+            <w:r>
+              <w:t>**92,920**</w:t>
+            </w:r>
+          </w:p>
+        </w:tc>
+        <w:tc>
+          <w:tcPr>
+            <w:tcW w:type="dxa" w:w="2076"/>
+          </w:tcPr>
+          <w:p>
+            <w:r>
+              <w:t>**2,006,240**</w:t>
+            </w:r>
+          </w:p>
+        </w:tc>
+        <w:tc>
+          <w:tcPr>
+            <w:tcW w:type="dxa" w:w="2076"/>
+          </w:tcPr>
+          <w:p>
+            <w:r>
+              <w:t>**3,043,360**</w:t>
+            </w:r>
+          </w:p>
+        </w:tc>
+      </w:tr>
+      <w:tr>
+        <w:tc>
+          <w:tcPr>
+            <w:tcW w:type="dxa" w:w="2076"/>
+          </w:tcPr>
+          <w:p>
+            <w:r>
+              <w:t>ค่าเสื่อมราคาการลงทุนเริ่มต้น (ตัด 3 ปี)</w:t>
+            </w:r>
+          </w:p>
+        </w:tc>
+        <w:tc>
+          <w:tcPr>
+            <w:tcW w:type="dxa" w:w="2076"/>
+          </w:tcPr>
+          <w:p>
+            <w:r>
+              <w:t>100,000</w:t>
+            </w:r>
+          </w:p>
+        </w:tc>
+        <w:tc>
+          <w:tcPr>
+            <w:tcW w:type="dxa" w:w="2076"/>
+          </w:tcPr>
+          <w:p>
+            <w:r>
+              <w:t>100,000</w:t>
+            </w:r>
+          </w:p>
+        </w:tc>
+        <w:tc>
+          <w:tcPr>
+            <w:tcW w:type="dxa" w:w="2076"/>
+          </w:tcPr>
+          <w:p>
+            <w:r>
+              <w:t>100,000</w:t>
+            </w:r>
+          </w:p>
+        </w:tc>
+      </w:tr>
+      <w:tr>
+        <w:tc>
+          <w:tcPr>
+            <w:tcW w:type="dxa" w:w="2076"/>
+          </w:tcPr>
+          <w:p>
+            <w:r>
+              <w:t>**กำไรก่อนหักภาษี (EBT)**</w:t>
+            </w:r>
+          </w:p>
+        </w:tc>
+        <w:tc>
+          <w:tcPr>
+            <w:tcW w:type="dxa" w:w="2076"/>
+          </w:tcPr>
+          <w:p>
+            <w:r>
+              <w:t>**(7,080)**</w:t>
+            </w:r>
+          </w:p>
+        </w:tc>
+        <w:tc>
+          <w:tcPr>
+            <w:tcW w:type="dxa" w:w="2076"/>
+          </w:tcPr>
+          <w:p>
+            <w:r>
+              <w:t>**1,906,240**</w:t>
+            </w:r>
+          </w:p>
+        </w:tc>
+        <w:tc>
+          <w:tcPr>
+            <w:tcW w:type="dxa" w:w="2076"/>
+          </w:tcPr>
+          <w:p>
+            <w:r>
+              <w:t>**2,943,360**</w:t>
+            </w:r>
+          </w:p>
+        </w:tc>
+      </w:tr>
+      <w:tr>
+        <w:tc>
+          <w:tcPr>
+            <w:tcW w:type="dxa" w:w="2076"/>
+          </w:tcPr>
+          <w:p>
+            <w:r>
+              <w:t>ภาษีเงินได้นิติบุคคล (20%)</w:t>
+            </w:r>
+          </w:p>
+        </w:tc>
+        <w:tc>
+          <w:tcPr>
+            <w:tcW w:type="dxa" w:w="2076"/>
+          </w:tcPr>
+          <w:p>
+            <w:r>
+              <w:t>0</w:t>
+            </w:r>
+          </w:p>
+        </w:tc>
+        <w:tc>
+          <w:tcPr>
+            <w:tcW w:type="dxa" w:w="2076"/>
+          </w:tcPr>
+          <w:p>
+            <w:r>
+              <w:t>381,248</w:t>
+            </w:r>
+          </w:p>
+        </w:tc>
+        <w:tc>
+          <w:tcPr>
+            <w:tcW w:type="dxa" w:w="2076"/>
+          </w:tcPr>
+          <w:p>
+            <w:r>
+              <w:t>588,672</w:t>
+            </w:r>
+          </w:p>
+        </w:tc>
+      </w:tr>
+      <w:tr>
+        <w:tc>
+          <w:tcPr>
+            <w:tcW w:type="dxa" w:w="2076"/>
+          </w:tcPr>
+          <w:p>
+            <w:r>
+              <w:t>**กำไรสุทธิ (Net Profit)**</w:t>
+            </w:r>
+          </w:p>
+        </w:tc>
+        <w:tc>
+          <w:tcPr>
+            <w:tcW w:type="dxa" w:w="2076"/>
+          </w:tcPr>
+          <w:p>
+            <w:r>
+              <w:t>**(7,080)**</w:t>
+            </w:r>
+          </w:p>
+        </w:tc>
+        <w:tc>
+          <w:tcPr>
+            <w:tcW w:type="dxa" w:w="2076"/>
+          </w:tcPr>
+          <w:p>
+            <w:r>
+              <w:t>**1,524,992**</w:t>
+            </w:r>
+          </w:p>
+        </w:tc>
+        <w:tc>
+          <w:tcPr>
+            <w:tcW w:type="dxa" w:w="2076"/>
+          </w:tcPr>
+          <w:p>
+            <w:r>
+              <w:t>**2,354,688**</w:t>
+            </w:r>
+          </w:p>
+        </w:tc>
+      </w:tr>
+      <w:tr>
+        <w:tc>
+          <w:tcPr>
+            <w:tcW w:type="dxa" w:w="2076"/>
+          </w:tcPr>
+          <w:p>
+            <w:r>
+              <w:t>อัตรากำไรสุทธิ (%)</w:t>
+            </w:r>
+          </w:p>
+        </w:tc>
+        <w:tc>
+          <w:tcPr>
+            <w:tcW w:type="dxa" w:w="2076"/>
+          </w:tcPr>
+          <w:p>
+            <w:r>
+              <w:t>-0.3%</w:t>
+            </w:r>
+          </w:p>
+        </w:tc>
+        <w:tc>
+          <w:tcPr>
+            <w:tcW w:type="dxa" w:w="2076"/>
+          </w:tcPr>
+          <w:p>
+            <w:r>
+              <w:t>27.1%</w:t>
+            </w:r>
+          </w:p>
+        </w:tc>
+        <w:tc>
+          <w:tcPr>
+            <w:tcW w:type="dxa" w:w="2076"/>
+          </w:tcPr>
+          <w:p>
+            <w:r>
+              <w:t>29.8%</w:t>
+            </w:r>
+          </w:p>
+        </w:tc>
+      </w:tr>
+    </w:tbl>
+    <w:p>
+      <w:r>
+        <w:t>ตารางที่ 6.7 งบประมาณการกำไรขาดทุน 3 ปี (สถานการณ์ปกติ) [USER-VERIFY: สมมติฐานอัตราภาษี 20% และอัตราการเพิ่มลูกค้า ขึ้นกับสภาพตลาดจริง]</w:t>
+      </w:r>
+    </w:p>
+    <w:p>
+      <w:r>
+        <w:t>ข้อสังเกตที่สำคัญจากงบประมาณการกำไรขาดทุนมีสามประการ ประการแรกคือปีที่หนึ่งมีผลขาดทุนสุทธิเล็กน้อย (ประมาณ 7,000 บาท) เนื่องจากค่าเสื่อมของการลงทุนเริ่มต้น แต่การดำเนินงาน (EBIT) มีกำไรเชิงบวกตั้งแต่ปีที่หนึ่ง ซึ่งแสดงว่าธุรกิจสามารถเลี้ยงตัวเองได้จากรายได้ประจำ</w:t>
+      </w:r>
+    </w:p>
+    <w:p>
+      <w:r>
+        <w:t>ประการที่สองคืออัตรากำไรขั้นต้นสูงที่ระดับ 77-78 เปอร์เซ็นต์ตลอดสามปี สะท้อนลักษณะเฉพาะของธุรกิจ SaaS ที่ต้นทุนแปรผันต่ำเมื่อเทียบกับรายได้ และประการที่สามคือกำไรสุทธิขยายตัวอย่างรวดเร็วจากปีที่หนึ่งที่ขาดทุนเล็กน้อยสู่กำไร 30 เปอร์เซ็นต์ของรายได้ในปีที่สาม ซึ่งเป็นลักษณะทั่วไปของธุรกิจ SaaS ที่ economies of scale เกิดขึ้นเมื่อจำนวนลูกค้าครอบคลุมต้นทุนคงที่</w:t>
+      </w:r>
+    </w:p>
+    <w:p>
+      <w:pPr>
+        <w:pStyle w:val="Heading2"/>
+      </w:pPr>
+      <w:r>
+        <w:t>6.7 งบประมาณการกระแสเงินสด 3 ปี (Cash Flow Projection)</w:t>
+      </w:r>
+    </w:p>
+    <w:p>
+      <w:r>
+        <w:t>งบประมาณการกระแสเงินสดสะท้อนความสามารถของธุรกิจในการสร้างเงินสดและความต้องการเงินทุนหมุนเวียนในแต่ละปี ตารางที่ 6.8 สรุปประมาณการดังกล่าว</w:t>
+      </w:r>
+    </w:p>
+    <w:tbl>
+      <w:tblPr>
+        <w:tblStyle w:val="TableGrid"/>
+        <w:tblW w:type="auto" w:w="0"/>
+        <w:tblLook w:firstColumn="1" w:firstRow="1" w:lastColumn="0" w:lastRow="0" w:noHBand="0" w:noVBand="1" w:val="04A0"/>
+      </w:tblPr>
+      <w:tblGrid>
+        <w:gridCol w:w="1661"/>
+        <w:gridCol w:w="1661"/>
+        <w:gridCol w:w="1661"/>
+        <w:gridCol w:w="1661"/>
+        <w:gridCol w:w="1661"/>
+      </w:tblGrid>
+      <w:tr>
+        <w:tc>
+          <w:tcPr>
+            <w:tcW w:type="dxa" w:w="1661"/>
+          </w:tcPr>
+          <w:p>
+            <w:r>
+              <w:rPr>
+                <w:b/>
+              </w:rPr>
+              <w:t>รายการ</w:t>
+            </w:r>
+          </w:p>
+        </w:tc>
+        <w:tc>
+          <w:tcPr>
+            <w:tcW w:type="dxa" w:w="1661"/>
+          </w:tcPr>
+          <w:p>
+            <w:r>
+              <w:rPr>
+                <w:b/>
+              </w:rPr>
+              <w:t>ปีที่ 0 (THB)</w:t>
+            </w:r>
+          </w:p>
+        </w:tc>
+        <w:tc>
+          <w:tcPr>
+            <w:tcW w:type="dxa" w:w="1661"/>
+          </w:tcPr>
+          <w:p>
+            <w:r>
+              <w:rPr>
+                <w:b/>
+              </w:rPr>
+              <w:t>ปีที่ 1 (THB)</w:t>
+            </w:r>
+          </w:p>
+        </w:tc>
+        <w:tc>
+          <w:tcPr>
+            <w:tcW w:type="dxa" w:w="1661"/>
+          </w:tcPr>
+          <w:p>
+            <w:r>
+              <w:rPr>
+                <w:b/>
+              </w:rPr>
+              <w:t>ปีที่ 2 (THB)</w:t>
+            </w:r>
+          </w:p>
+        </w:tc>
+        <w:tc>
+          <w:tcPr>
+            <w:tcW w:type="dxa" w:w="1661"/>
+          </w:tcPr>
+          <w:p>
+            <w:r>
+              <w:rPr>
+                <w:b/>
+              </w:rPr>
+              <w:t>ปีที่ 3 (THB)</w:t>
+            </w:r>
+          </w:p>
+        </w:tc>
+      </w:tr>
+      <w:tr>
+        <w:tc>
+          <w:tcPr>
+            <w:tcW w:type="dxa" w:w="1661"/>
+          </w:tcPr>
+          <w:p>
+            <w:r>
+              <w:t>**กระแสเงินสดจากการดำเนินงาน**</w:t>
+            </w:r>
+          </w:p>
+        </w:tc>
+        <w:tc>
+          <w:tcPr>
+            <w:tcW w:type="dxa" w:w="1661"/>
+          </w:tcPr>
+          <w:p>
+            <w:r/>
+          </w:p>
+        </w:tc>
+        <w:tc>
+          <w:tcPr>
+            <w:tcW w:type="dxa" w:w="1661"/>
+          </w:tcPr>
+          <w:p>
+            <w:r/>
+          </w:p>
+        </w:tc>
+        <w:tc>
+          <w:tcPr>
+            <w:tcW w:type="dxa" w:w="1661"/>
+          </w:tcPr>
+          <w:p>
+            <w:r/>
+          </w:p>
+        </w:tc>
+        <w:tc>
+          <w:tcPr>
+            <w:tcW w:type="dxa" w:w="1661"/>
+          </w:tcPr>
+          <w:p>
+            <w:r/>
+          </w:p>
+        </w:tc>
+      </w:tr>
+      <w:tr>
+        <w:tc>
+          <w:tcPr>
+            <w:tcW w:type="dxa" w:w="1661"/>
+          </w:tcPr>
+          <w:p>
+            <w:r>
+              <w:t>กำไรสุทธิ</w:t>
+            </w:r>
+          </w:p>
+        </w:tc>
+        <w:tc>
+          <w:tcPr>
+            <w:tcW w:type="dxa" w:w="1661"/>
+          </w:tcPr>
+          <w:p>
+            <w:r>
+              <w:t>—</w:t>
+            </w:r>
+          </w:p>
+        </w:tc>
+        <w:tc>
+          <w:tcPr>
+            <w:tcW w:type="dxa" w:w="1661"/>
+          </w:tcPr>
+          <w:p>
+            <w:r>
+              <w:t>(7,080)</w:t>
+            </w:r>
+          </w:p>
+        </w:tc>
+        <w:tc>
+          <w:tcPr>
+            <w:tcW w:type="dxa" w:w="1661"/>
+          </w:tcPr>
+          <w:p>
+            <w:r>
+              <w:t>1,524,992</w:t>
+            </w:r>
+          </w:p>
+        </w:tc>
+        <w:tc>
+          <w:tcPr>
+            <w:tcW w:type="dxa" w:w="1661"/>
+          </w:tcPr>
+          <w:p>
+            <w:r>
+              <w:t>2,354,688</w:t>
+            </w:r>
+          </w:p>
+        </w:tc>
+      </w:tr>
+      <w:tr>
+        <w:tc>
+          <w:tcPr>
+            <w:tcW w:type="dxa" w:w="1661"/>
+          </w:tcPr>
+          <w:p>
+            <w:r>
+              <w:t>บวก: ค่าเสื่อมราคา</w:t>
+            </w:r>
+          </w:p>
+        </w:tc>
+        <w:tc>
+          <w:tcPr>
+            <w:tcW w:type="dxa" w:w="1661"/>
+          </w:tcPr>
+          <w:p>
+            <w:r>
+              <w:t>—</w:t>
+            </w:r>
+          </w:p>
+        </w:tc>
+        <w:tc>
+          <w:tcPr>
+            <w:tcW w:type="dxa" w:w="1661"/>
+          </w:tcPr>
+          <w:p>
+            <w:r>
+              <w:t>100,000</w:t>
+            </w:r>
+          </w:p>
+        </w:tc>
+        <w:tc>
+          <w:tcPr>
+            <w:tcW w:type="dxa" w:w="1661"/>
+          </w:tcPr>
+          <w:p>
+            <w:r>
+              <w:t>100,000</w:t>
+            </w:r>
+          </w:p>
+        </w:tc>
+        <w:tc>
+          <w:tcPr>
+            <w:tcW w:type="dxa" w:w="1661"/>
+          </w:tcPr>
+          <w:p>
+            <w:r>
+              <w:t>100,000</w:t>
+            </w:r>
+          </w:p>
+        </w:tc>
+      </w:tr>
+      <w:tr>
+        <w:tc>
+          <w:tcPr>
+            <w:tcW w:type="dxa" w:w="1661"/>
+          </w:tcPr>
+          <w:p>
+            <w:r>
+              <w:t>การเปลี่ยนแปลงทุนหมุนเวียนสุทธิ</w:t>
+            </w:r>
+          </w:p>
+        </w:tc>
+        <w:tc>
+          <w:tcPr>
+            <w:tcW w:type="dxa" w:w="1661"/>
+          </w:tcPr>
+          <w:p>
+            <w:r>
+              <w:t>—</w:t>
+            </w:r>
+          </w:p>
+        </w:tc>
+        <w:tc>
+          <w:tcPr>
+            <w:tcW w:type="dxa" w:w="1661"/>
+          </w:tcPr>
+          <w:p>
+            <w:r>
+              <w:t>(80,000)</w:t>
+            </w:r>
+          </w:p>
+        </w:tc>
+        <w:tc>
+          <w:tcPr>
+            <w:tcW w:type="dxa" w:w="1661"/>
+          </w:tcPr>
+          <w:p>
+            <w:r>
+              <w:t>(120,000)</w:t>
+            </w:r>
+          </w:p>
+        </w:tc>
+        <w:tc>
+          <w:tcPr>
+            <w:tcW w:type="dxa" w:w="1661"/>
+          </w:tcPr>
+          <w:p>
+            <w:r>
+              <w:t>(80,000)</w:t>
+            </w:r>
+          </w:p>
+        </w:tc>
+      </w:tr>
+      <w:tr>
+        <w:tc>
+          <w:tcPr>
+            <w:tcW w:type="dxa" w:w="1661"/>
+          </w:tcPr>
+          <w:p>
+            <w:r>
+              <w:t>**รวมกระแสเงินสดจากการดำเนินงาน**</w:t>
+            </w:r>
+          </w:p>
+        </w:tc>
+        <w:tc>
+          <w:tcPr>
+            <w:tcW w:type="dxa" w:w="1661"/>
+          </w:tcPr>
+          <w:p>
+            <w:r>
+              <w:t>**0**</w:t>
+            </w:r>
+          </w:p>
+        </w:tc>
+        <w:tc>
+          <w:tcPr>
+            <w:tcW w:type="dxa" w:w="1661"/>
+          </w:tcPr>
+          <w:p>
+            <w:r>
+              <w:t>**12,920**</w:t>
+            </w:r>
+          </w:p>
+        </w:tc>
+        <w:tc>
+          <w:tcPr>
+            <w:tcW w:type="dxa" w:w="1661"/>
+          </w:tcPr>
+          <w:p>
+            <w:r>
+              <w:t>**1,504,992**</w:t>
+            </w:r>
+          </w:p>
+        </w:tc>
+        <w:tc>
+          <w:tcPr>
+            <w:tcW w:type="dxa" w:w="1661"/>
+          </w:tcPr>
+          <w:p>
+            <w:r>
+              <w:t>**2,374,688**</w:t>
+            </w:r>
+          </w:p>
+        </w:tc>
+      </w:tr>
+      <w:tr>
+        <w:tc>
+          <w:tcPr>
+            <w:tcW w:type="dxa" w:w="1661"/>
+          </w:tcPr>
+          <w:p>
+            <w:r>
+              <w:t>**กระแสเงินสดจากการลงทุน**</w:t>
+            </w:r>
+          </w:p>
+        </w:tc>
+        <w:tc>
+          <w:tcPr>
+            <w:tcW w:type="dxa" w:w="1661"/>
+          </w:tcPr>
+          <w:p>
+            <w:r/>
+          </w:p>
+        </w:tc>
+        <w:tc>
+          <w:tcPr>
+            <w:tcW w:type="dxa" w:w="1661"/>
+          </w:tcPr>
+          <w:p>
+            <w:r/>
+          </w:p>
+        </w:tc>
+        <w:tc>
+          <w:tcPr>
+            <w:tcW w:type="dxa" w:w="1661"/>
+          </w:tcPr>
+          <w:p>
+            <w:r/>
+          </w:p>
+        </w:tc>
+        <w:tc>
+          <w:tcPr>
+            <w:tcW w:type="dxa" w:w="1661"/>
+          </w:tcPr>
+          <w:p>
+            <w:r/>
+          </w:p>
+        </w:tc>
+      </w:tr>
+      <w:tr>
+        <w:tc>
+          <w:tcPr>
+            <w:tcW w:type="dxa" w:w="1661"/>
+          </w:tcPr>
+          <w:p>
+            <w:r>
+              <w:t>การลงทุนเริ่มต้น (พัฒนาระบบ + สัมภาษณ์ + setup business)</w:t>
+            </w:r>
+          </w:p>
+        </w:tc>
+        <w:tc>
+          <w:tcPr>
+            <w:tcW w:type="dxa" w:w="1661"/>
+          </w:tcPr>
+          <w:p>
+            <w:r>
+              <w:t>(300,000)</w:t>
+            </w:r>
+          </w:p>
+        </w:tc>
+        <w:tc>
+          <w:tcPr>
+            <w:tcW w:type="dxa" w:w="1661"/>
+          </w:tcPr>
+          <w:p>
+            <w:r>
+              <w:t>—</w:t>
+            </w:r>
+          </w:p>
+        </w:tc>
+        <w:tc>
+          <w:tcPr>
+            <w:tcW w:type="dxa" w:w="1661"/>
+          </w:tcPr>
+          <w:p>
+            <w:r>
+              <w:t>—</w:t>
+            </w:r>
+          </w:p>
+        </w:tc>
+        <w:tc>
+          <w:tcPr>
+            <w:tcW w:type="dxa" w:w="1661"/>
+          </w:tcPr>
+          <w:p>
+            <w:r>
+              <w:t>—</w:t>
+            </w:r>
+          </w:p>
+        </w:tc>
+      </w:tr>
+      <w:tr>
+        <w:tc>
+          <w:tcPr>
+            <w:tcW w:type="dxa" w:w="1661"/>
+          </w:tcPr>
+          <w:p>
+            <w:r>
+              <w:t>ค่าใช้จ่ายเครื่องมือและอุปกรณ์เพิ่มเติม</w:t>
+            </w:r>
+          </w:p>
+        </w:tc>
+        <w:tc>
+          <w:tcPr>
+            <w:tcW w:type="dxa" w:w="1661"/>
+          </w:tcPr>
+          <w:p>
+            <w:r>
+              <w:t>—</w:t>
+            </w:r>
+          </w:p>
+        </w:tc>
+        <w:tc>
+          <w:tcPr>
+            <w:tcW w:type="dxa" w:w="1661"/>
+          </w:tcPr>
+          <w:p>
+            <w:r>
+              <w:t>(50,000)</w:t>
+            </w:r>
+          </w:p>
+        </w:tc>
+        <w:tc>
+          <w:tcPr>
+            <w:tcW w:type="dxa" w:w="1661"/>
+          </w:tcPr>
+          <w:p>
+            <w:r>
+              <w:t>(80,000)</w:t>
+            </w:r>
+          </w:p>
+        </w:tc>
+        <w:tc>
+          <w:tcPr>
+            <w:tcW w:type="dxa" w:w="1661"/>
+          </w:tcPr>
+          <w:p>
+            <w:r>
+              <w:t>(100,000)</w:t>
+            </w:r>
+          </w:p>
+        </w:tc>
+      </w:tr>
+      <w:tr>
+        <w:tc>
+          <w:tcPr>
+            <w:tcW w:type="dxa" w:w="1661"/>
+          </w:tcPr>
+          <w:p>
+            <w:r>
+              <w:t>**รวมกระแสเงินสดจากการลงทุน**</w:t>
+            </w:r>
+          </w:p>
+        </w:tc>
+        <w:tc>
+          <w:tcPr>
+            <w:tcW w:type="dxa" w:w="1661"/>
+          </w:tcPr>
+          <w:p>
+            <w:r>
+              <w:t>**(300,000)**</w:t>
+            </w:r>
+          </w:p>
+        </w:tc>
+        <w:tc>
+          <w:tcPr>
+            <w:tcW w:type="dxa" w:w="1661"/>
+          </w:tcPr>
+          <w:p>
+            <w:r>
+              <w:t>**(50,000)**</w:t>
+            </w:r>
+          </w:p>
+        </w:tc>
+        <w:tc>
+          <w:tcPr>
+            <w:tcW w:type="dxa" w:w="1661"/>
+          </w:tcPr>
+          <w:p>
+            <w:r>
+              <w:t>**(80,000)**</w:t>
+            </w:r>
+          </w:p>
+        </w:tc>
+        <w:tc>
+          <w:tcPr>
+            <w:tcW w:type="dxa" w:w="1661"/>
+          </w:tcPr>
+          <w:p>
+            <w:r>
+              <w:t>**(100,000)**</w:t>
+            </w:r>
+          </w:p>
+        </w:tc>
+      </w:tr>
+      <w:tr>
+        <w:tc>
+          <w:tcPr>
+            <w:tcW w:type="dxa" w:w="1661"/>
+          </w:tcPr>
+          <w:p>
+            <w:r>
+              <w:t>**กระแสเงินสดจากกิจกรรมทางการเงิน**</w:t>
+            </w:r>
+          </w:p>
+        </w:tc>
+        <w:tc>
+          <w:tcPr>
+            <w:tcW w:type="dxa" w:w="1661"/>
+          </w:tcPr>
+          <w:p>
+            <w:r/>
+          </w:p>
+        </w:tc>
+        <w:tc>
+          <w:tcPr>
+            <w:tcW w:type="dxa" w:w="1661"/>
+          </w:tcPr>
+          <w:p>
+            <w:r/>
+          </w:p>
+        </w:tc>
+        <w:tc>
+          <w:tcPr>
+            <w:tcW w:type="dxa" w:w="1661"/>
+          </w:tcPr>
+          <w:p>
+            <w:r/>
+          </w:p>
+        </w:tc>
+        <w:tc>
+          <w:tcPr>
+            <w:tcW w:type="dxa" w:w="1661"/>
+          </w:tcPr>
+          <w:p>
+            <w:r/>
+          </w:p>
+        </w:tc>
+      </w:tr>
+      <w:tr>
+        <w:tc>
+          <w:tcPr>
+            <w:tcW w:type="dxa" w:w="1661"/>
+          </w:tcPr>
+          <w:p>
+            <w:r>
+              <w:t>เงินทุนผู้ก่อตั้ง</w:t>
+            </w:r>
+          </w:p>
+        </w:tc>
+        <w:tc>
+          <w:tcPr>
+            <w:tcW w:type="dxa" w:w="1661"/>
+          </w:tcPr>
+          <w:p>
+            <w:r>
+              <w:t>400,000</w:t>
+            </w:r>
+          </w:p>
+        </w:tc>
+        <w:tc>
+          <w:tcPr>
+            <w:tcW w:type="dxa" w:w="1661"/>
+          </w:tcPr>
+          <w:p>
+            <w:r>
+              <w:t>—</w:t>
+            </w:r>
+          </w:p>
+        </w:tc>
+        <w:tc>
+          <w:tcPr>
+            <w:tcW w:type="dxa" w:w="1661"/>
+          </w:tcPr>
+          <w:p>
+            <w:r>
+              <w:t>—</w:t>
+            </w:r>
+          </w:p>
+        </w:tc>
+        <w:tc>
+          <w:tcPr>
+            <w:tcW w:type="dxa" w:w="1661"/>
+          </w:tcPr>
+          <w:p>
+            <w:r>
+              <w:t>—</w:t>
+            </w:r>
+          </w:p>
+        </w:tc>
+      </w:tr>
+      <w:tr>
+        <w:tc>
+          <w:tcPr>
+            <w:tcW w:type="dxa" w:w="1661"/>
+          </w:tcPr>
+          <w:p>
+            <w:r>
+              <w:t>**รวมกระแสเงินสดจากกิจกรรมทางการเงิน**</w:t>
+            </w:r>
+          </w:p>
+        </w:tc>
+        <w:tc>
+          <w:tcPr>
+            <w:tcW w:type="dxa" w:w="1661"/>
+          </w:tcPr>
+          <w:p>
+            <w:r>
+              <w:t>**400,000**</w:t>
+            </w:r>
+          </w:p>
+        </w:tc>
+        <w:tc>
+          <w:tcPr>
+            <w:tcW w:type="dxa" w:w="1661"/>
+          </w:tcPr>
+          <w:p>
+            <w:r>
+              <w:t>**0**</w:t>
+            </w:r>
+          </w:p>
+        </w:tc>
+        <w:tc>
+          <w:tcPr>
+            <w:tcW w:type="dxa" w:w="1661"/>
+          </w:tcPr>
+          <w:p>
+            <w:r>
+              <w:t>**0**</w:t>
+            </w:r>
+          </w:p>
+        </w:tc>
+        <w:tc>
+          <w:tcPr>
+            <w:tcW w:type="dxa" w:w="1661"/>
+          </w:tcPr>
+          <w:p>
+            <w:r>
+              <w:t>**0**</w:t>
+            </w:r>
+          </w:p>
+        </w:tc>
+      </w:tr>
+      <w:tr>
+        <w:tc>
+          <w:tcPr>
+            <w:tcW w:type="dxa" w:w="1661"/>
+          </w:tcPr>
+          <w:p>
+            <w:r>
+              <w:t>**กระแสเงินสดสุทธิเปลี่ยนแปลงในงวด**</w:t>
+            </w:r>
+          </w:p>
+        </w:tc>
+        <w:tc>
+          <w:tcPr>
+            <w:tcW w:type="dxa" w:w="1661"/>
+          </w:tcPr>
+          <w:p>
+            <w:r>
+              <w:t>**100,000**</w:t>
+            </w:r>
+          </w:p>
+        </w:tc>
+        <w:tc>
+          <w:tcPr>
+            <w:tcW w:type="dxa" w:w="1661"/>
+          </w:tcPr>
+          <w:p>
+            <w:r>
+              <w:t>**(37,080)**</w:t>
+            </w:r>
+          </w:p>
+        </w:tc>
+        <w:tc>
+          <w:tcPr>
+            <w:tcW w:type="dxa" w:w="1661"/>
+          </w:tcPr>
+          <w:p>
+            <w:r>
+              <w:t>**1,424,992**</w:t>
+            </w:r>
+          </w:p>
+        </w:tc>
+        <w:tc>
+          <w:tcPr>
+            <w:tcW w:type="dxa" w:w="1661"/>
+          </w:tcPr>
+          <w:p>
+            <w:r>
+              <w:t>**2,274,688**</w:t>
+            </w:r>
+          </w:p>
+        </w:tc>
+      </w:tr>
+      <w:tr>
+        <w:tc>
+          <w:tcPr>
+            <w:tcW w:type="dxa" w:w="1661"/>
+          </w:tcPr>
+          <w:p>
+            <w:r>
+              <w:t>**เงินสดคงเหลือสะสม ณ สิ้นงวด**</w:t>
+            </w:r>
+          </w:p>
+        </w:tc>
+        <w:tc>
+          <w:tcPr>
+            <w:tcW w:type="dxa" w:w="1661"/>
+          </w:tcPr>
+          <w:p>
+            <w:r>
+              <w:t>**100,000**</w:t>
+            </w:r>
+          </w:p>
+        </w:tc>
+        <w:tc>
+          <w:tcPr>
+            <w:tcW w:type="dxa" w:w="1661"/>
+          </w:tcPr>
+          <w:p>
+            <w:r>
+              <w:t>**62,920**</w:t>
+            </w:r>
+          </w:p>
+        </w:tc>
+        <w:tc>
+          <w:tcPr>
+            <w:tcW w:type="dxa" w:w="1661"/>
+          </w:tcPr>
+          <w:p>
+            <w:r>
+              <w:t>**1,487,912**</w:t>
+            </w:r>
+          </w:p>
+        </w:tc>
+        <w:tc>
+          <w:tcPr>
+            <w:tcW w:type="dxa" w:w="1661"/>
+          </w:tcPr>
+          <w:p>
+            <w:r>
+              <w:t>**3,762,600**</w:t>
+            </w:r>
+          </w:p>
+        </w:tc>
+      </w:tr>
+    </w:tbl>
+    <w:p>
+      <w:r>
+        <w:t>ตารางที่ 6.8 งบประมาณการกระแสเงินสด 3 ปี [USER-VERIFY: เงินทุนผู้ก่อตั้ง 400,000 บาท ปรับตามแผนจริง]</w:t>
+      </w:r>
+    </w:p>
+    <w:p>
+      <w:r>
+        <w:t>ข้อสังเกตจากงบประมาณการกระแสเงินสด ประการแรกคือในปีที่ศูนย์ (ปีเตรียมการก่อนการดำเนินธุรกิจเชิงพาณิชย์) ต้องการเงินทุน 400,000 บาทจากผู้ก่อตั้งเพื่อครอบคลุมการลงทุนเริ่มต้นและทุนหมุนเวียนสำรอง ประการที่สองคือในปีแรกของการดำเนินงานเชิงพาณิชย์ เงินสดลดลงเล็กน้อย (37,080 บาท) ก่อนที่กระแสเงินสดจะกลับมาเป็นบวกอย่างมีนัยสำคัญในปีที่สอง</w:t>
+      </w:r>
+    </w:p>
+    <w:p>
+      <w:r>
+        <w:t>ประการที่สามคือเงินสดสะสมเมื่อสิ้นปีที่สามอยู่ที่ประมาณ 3.76 ล้านบาท ซึ่งเป็นสัญญาณที่ธุรกิจมีความยั่งยืนทางการเงิน และเปิดโอกาสให้สามารถลงทุนในการขยายผล เช่น การว่าจ้างทีมการตลาดเพิ่ม การพัฒนาฟีเจอร์ใหม่ หรือการขยายเข้าสู่ตลาดต่างประเทศ</w:t>
+      </w:r>
+    </w:p>
+    <w:p>
+      <w:r>
+        <w:t>การวางแผนการเงินในสามปีแรกควรเน้นการจัดหาเงินสดในปีที่ศูนย์ให้เพียงพอและมีสำรองเผื่อไว้เพื่อรับมือกับความล่าช้าของการเพิ่มลูกค้าที่อาจเกิดขึ้นในสถานการณ์แย่กว่าคาด การใช้ทุนจากผู้ก่อตั้งในระยะเริ่มต้นและไม่พึ่งพาเงินกู้ช่วยลดแรงกดดันด้านการชำระหนี้ในระยะแรกซึ่งมีความไม่แน่นอนสูง</w:t>
+      </w:r>
+    </w:p>
+    <w:p>
+      <w:pPr>
+        <w:pStyle w:val="Heading2"/>
+      </w:pPr>
+      <w:r>
+        <w:t>6.8 ข้อจำกัดของการวิเคราะห์การเงิน</w:t>
       </w:r>
     </w:p>
     <w:p>

--- a/docs/is-book/VIRIYA-IS-ithesis.docx
+++ b/docs/is-book/VIRIYA-IS-ithesis.docx
@@ -18240,6 +18240,10 @@
     <w:lsdException w:name="Smart Link" w:semiHidden="1" w:unhideWhenUsed="1"/>
   </w:latentStyles>
   <w:style w:type="paragraph" w:default="1" w:styleId="Normal">
+    <w:rPr>
+      <w:rFonts w:ascii="TH Sarabun New" w:hAnsi="TH Sarabun New" w:cs="TH Sarabun New"/>
+      <w:lang w:bidi="th-TH"/>
+    </w:rPr>
     <w:name w:val="Normal"/>
     <w:qFormat/>
   </w:style>
@@ -18258,10 +18262,11 @@
       <w:outlineLvl w:val="0"/>
     </w:pPr>
     <w:rPr>
-      <w:rFonts w:asciiTheme="majorHAnsi" w:eastAsiaTheme="majorEastAsia" w:hAnsiTheme="majorHAnsi" w:cstheme="majorBidi"/>
+      <w:rFonts w:ascii="TH Sarabun New" w:hAnsi="TH Sarabun New" w:cs="TH Sarabun New"/>
       <w:color w:val="0F4761" w:themeColor="accent1" w:themeShade="BF"/>
       <w:sz w:val="40"/>
       <w:szCs w:val="50"/>
+      <w:lang w:bidi="th-TH"/>
     </w:rPr>
   </w:style>
   <w:style w:type="paragraph" w:styleId="Heading2">
@@ -18281,10 +18286,11 @@
       <w:outlineLvl w:val="1"/>
     </w:pPr>
     <w:rPr>
-      <w:rFonts w:asciiTheme="majorHAnsi" w:eastAsiaTheme="majorEastAsia" w:hAnsiTheme="majorHAnsi" w:cstheme="majorBidi"/>
+      <w:rFonts w:ascii="TH Sarabun New" w:hAnsi="TH Sarabun New" w:cs="TH Sarabun New"/>
       <w:color w:val="0F4761" w:themeColor="accent1" w:themeShade="BF"/>
       <w:sz w:val="32"/>
       <w:szCs w:val="40"/>
+      <w:lang w:bidi="th-TH"/>
     </w:rPr>
   </w:style>
   <w:style w:type="paragraph" w:styleId="Heading3">
@@ -18304,10 +18310,11 @@
       <w:outlineLvl w:val="2"/>
     </w:pPr>
     <w:rPr>
-      <w:rFonts w:eastAsiaTheme="majorEastAsia" w:cstheme="majorBidi"/>
+      <w:rFonts w:ascii="TH Sarabun New" w:hAnsi="TH Sarabun New" w:cs="TH Sarabun New"/>
       <w:color w:val="0F4761" w:themeColor="accent1" w:themeShade="BF"/>
       <w:sz w:val="28"/>
       <w:szCs w:val="35"/>
+      <w:lang w:bidi="th-TH"/>
     </w:rPr>
   </w:style>
   <w:style w:type="paragraph" w:styleId="Heading4">
@@ -18327,10 +18334,11 @@
       <w:outlineLvl w:val="3"/>
     </w:pPr>
     <w:rPr>
-      <w:rFonts w:eastAsiaTheme="majorEastAsia" w:cstheme="majorBidi"/>
+      <w:rFonts w:ascii="TH Sarabun New" w:hAnsi="TH Sarabun New" w:cs="TH Sarabun New"/>
       <w:i/>
       <w:iCs/>
       <w:color w:val="0F4761" w:themeColor="accent1" w:themeShade="BF"/>
+      <w:lang w:bidi="th-TH"/>
     </w:rPr>
   </w:style>
   <w:style w:type="paragraph" w:styleId="Heading5">
@@ -18350,8 +18358,9 @@
       <w:outlineLvl w:val="4"/>
     </w:pPr>
     <w:rPr>
-      <w:rFonts w:eastAsiaTheme="majorEastAsia" w:cstheme="majorBidi"/>
+      <w:rFonts w:ascii="TH Sarabun New" w:hAnsi="TH Sarabun New" w:cs="TH Sarabun New"/>
       <w:color w:val="0F4761" w:themeColor="accent1" w:themeShade="BF"/>
+      <w:lang w:bidi="th-TH"/>
     </w:rPr>
   </w:style>
   <w:style w:type="paragraph" w:styleId="Heading6">
@@ -18371,10 +18380,11 @@
       <w:outlineLvl w:val="5"/>
     </w:pPr>
     <w:rPr>
-      <w:rFonts w:eastAsiaTheme="majorEastAsia" w:cstheme="majorBidi"/>
+      <w:rFonts w:ascii="TH Sarabun New" w:hAnsi="TH Sarabun New" w:cs="TH Sarabun New"/>
       <w:i/>
       <w:iCs/>
       <w:color w:val="595959" w:themeColor="text1" w:themeTint="A6"/>
+      <w:lang w:bidi="th-TH"/>
     </w:rPr>
   </w:style>
   <w:style w:type="paragraph" w:styleId="Heading7">
@@ -18394,8 +18404,9 @@
       <w:outlineLvl w:val="6"/>
     </w:pPr>
     <w:rPr>
-      <w:rFonts w:eastAsiaTheme="majorEastAsia" w:cstheme="majorBidi"/>
+      <w:rFonts w:ascii="TH Sarabun New" w:hAnsi="TH Sarabun New" w:cs="TH Sarabun New"/>
       <w:color w:val="595959" w:themeColor="text1" w:themeTint="A6"/>
+      <w:lang w:bidi="th-TH"/>
     </w:rPr>
   </w:style>
   <w:style w:type="paragraph" w:styleId="Heading8">
@@ -18415,10 +18426,11 @@
       <w:outlineLvl w:val="7"/>
     </w:pPr>
     <w:rPr>
-      <w:rFonts w:eastAsiaTheme="majorEastAsia" w:cstheme="majorBidi"/>
+      <w:rFonts w:ascii="TH Sarabun New" w:hAnsi="TH Sarabun New" w:cs="TH Sarabun New"/>
       <w:i/>
       <w:iCs/>
       <w:color w:val="272727" w:themeColor="text1" w:themeTint="D8"/>
+      <w:lang w:bidi="th-TH"/>
     </w:rPr>
   </w:style>
   <w:style w:type="paragraph" w:styleId="Heading9">
@@ -18438,8 +18450,9 @@
       <w:outlineLvl w:val="8"/>
     </w:pPr>
     <w:rPr>
-      <w:rFonts w:eastAsiaTheme="majorEastAsia" w:cstheme="majorBidi"/>
+      <w:rFonts w:ascii="TH Sarabun New" w:hAnsi="TH Sarabun New" w:cs="TH Sarabun New"/>
       <w:color w:val="272727" w:themeColor="text1" w:themeTint="D8"/>
+      <w:lang w:bidi="th-TH"/>
     </w:rPr>
   </w:style>
   <w:style w:type="character" w:default="1" w:styleId="DefaultParagraphFont">
@@ -18687,6 +18700,10 @@
     </w:rPr>
   </w:style>
   <w:style w:type="paragraph" w:styleId="ListParagraph">
+    <w:rPr>
+      <w:rFonts w:ascii="TH Sarabun New" w:hAnsi="TH Sarabun New" w:cs="TH Sarabun New"/>
+      <w:lang w:bidi="th-TH"/>
+    </w:rPr>
     <w:name w:val="List Paragraph"/>
     <w:basedOn w:val="Normal"/>
     <w:uiPriority w:val="34"/>
